--- a/en/wisdom-stories/how-to-ward-off-insults.docx
+++ b/en/wisdom-stories/how-to-ward-off-insults.docx
@@ -4,204 +4,113 @@
   <w:body>
     <w:p>
       <w:pPr>
-        <w:spacing w:before="0" w:after="60"/>
-        <w:jc w:val="left"/>
+        <w:pStyle w:val="Title"/>
       </w:pPr>
       <w:r>
-        <w:rPr>
-          <w:rFonts w:ascii="Arial" w:hAnsi="Arial" w:eastAsia="Arial"/>
-          <w:i w:val="0"/>
-          <w:color w:val="000000"/>
-          <w:sz w:val="52"/>
-        </w:rPr>
-        <w:t>How to overcome insults</w:t>
+        <w:t>Refusing an Insult</w:t>
       </w:r>
     </w:p>
     <w:p>
       <w:pPr>
-        <w:jc w:val="left"/>
+        <w:spacing w:after="80"/>
       </w:pPr>
       <w:r>
-        <w:rPr>
-          <w:rFonts w:ascii="Arial" w:hAnsi="Arial" w:eastAsia="Arial"/>
-          <w:i w:val="0"/>
-          <w:color w:val="000000"/>
-          <w:sz w:val="22"/>
-        </w:rPr>
         <w:t>(An instructive story from the life of the samurai)</w:t>
       </w:r>
     </w:p>
     <w:p>
-      <w:pPr>
-        <w:jc w:val="left"/>
-      </w:pPr>
+      <w:pPr/>
       <w:r>
-        <w:rPr>
-          <w:rFonts w:ascii="Arial" w:hAnsi="Arial" w:eastAsia="Arial"/>
-          <w:i w:val="0"/>
-          <w:color w:val="000000"/>
-          <w:sz w:val="22"/>
-        </w:rPr>
-        <w:t>There was a wise and wise samurai. He taught his students the secrets of wisdom and martial arts. One day, during the next lesson, a warrior known for his rudeness and cruelty entered the class. This warrior would insult his opponents and get them angry, and then, taking advantage of the mistakes made by his angry opponent one after another, he would defeat him. This time, he used the same tactic, saying a few insults to the samurai to provoke him into a fight. The samurai ignored the insults and continued his lesson.</w:t>
+        <w:t>A wise samurai taught his students both wisdom and martial arts. One day, a warrior known for cruelty and rudeness interrupted a lesson. He usually defeated opponents by insulting them until they grew angry and made mistakes. He tried the same tactic on the samurai, who ignored him and continued teaching.</w:t>
       </w:r>
     </w:p>
     <w:p>
       <w:pPr>
-        <w:jc w:val="left"/>
+        <w:spacing w:after="80"/>
       </w:pPr>
       <w:r>
-        <w:rPr>
-          <w:rFonts w:ascii="Arial" w:hAnsi="Arial" w:eastAsia="Arial"/>
-          <w:i w:val="0"/>
-          <w:color w:val="000000"/>
-          <w:sz w:val="22"/>
-        </w:rPr>
-        <w:t>After repeating his insults several times, the warrior, who could not get any response from the samurai, left the class in a state of anger.</w:t>
+        <w:t>After several unsuccessful attempts to provoke him, the warrior left in a rage.</w:t>
       </w:r>
     </w:p>
     <w:p>
       <w:pPr>
-        <w:jc w:val="left"/>
+        <w:spacing w:after="80"/>
       </w:pPr>
       <w:r>
-        <w:rPr>
-          <w:rFonts w:ascii="Arial" w:hAnsi="Arial" w:eastAsia="Arial"/>
-          <w:i w:val="0"/>
-          <w:color w:val="000000"/>
-          <w:sz w:val="22"/>
-        </w:rPr>
         <w:t>The students, who were watching this scene carefully, asked their teacher:</w:t>
       </w:r>
     </w:p>
     <w:p>
       <w:pPr>
-        <w:jc w:val="left"/>
+        <w:spacing w:after="80"/>
       </w:pPr>
       <w:r>
-        <w:rPr>
-          <w:rFonts w:ascii="Arial" w:hAnsi="Arial" w:eastAsia="Arial"/>
-          <w:i w:val="0"/>
-          <w:color w:val="000000"/>
-          <w:sz w:val="22"/>
-        </w:rPr>
-        <w:t>— Master, why did you tolerate these insults? Why didn’t you challenge him to a fight?</w:t>
+        <w:t>“Master, why did you let him insult you? Why didn’t you fight?”</w:t>
       </w:r>
     </w:p>
     <w:p>
       <w:pPr>
-        <w:jc w:val="left"/>
+        <w:spacing w:after="80"/>
       </w:pPr>
       <w:r>
-        <w:rPr>
-          <w:rFonts w:ascii="Arial" w:hAnsi="Arial" w:eastAsia="Arial"/>
-          <w:i w:val="0"/>
-          <w:color w:val="000000"/>
-          <w:sz w:val="22"/>
-        </w:rPr>
-        <w:t>The wise samurai answers:</w:t>
+        <w:t>The samurai replied:</w:t>
       </w:r>
     </w:p>
     <w:p>
       <w:pPr>
-        <w:jc w:val="left"/>
+        <w:spacing w:after="80"/>
       </w:pPr>
       <w:r>
-        <w:rPr>
-          <w:rFonts w:ascii="Arial" w:hAnsi="Arial" w:eastAsia="Arial"/>
-          <w:i w:val="0"/>
-          <w:color w:val="000000"/>
-          <w:sz w:val="22"/>
-        </w:rPr>
-        <w:t>— If someone brings you a gift and you do not accept it, then to whom does the gift belong?</w:t>
+        <w:t>“If someone offers you a gift and you refuse it, who owns it?”</w:t>
       </w:r>
     </w:p>
     <w:p>
       <w:pPr>
-        <w:jc w:val="left"/>
+        <w:spacing w:after="80"/>
       </w:pPr>
       <w:r>
-        <w:rPr>
-          <w:rFonts w:ascii="Arial" w:hAnsi="Arial" w:eastAsia="Arial"/>
-          <w:i w:val="0"/>
-          <w:color w:val="000000"/>
-          <w:sz w:val="22"/>
-        </w:rPr>
-        <w:t>— To the previous owner, — the disciples answer.</w:t>
+        <w:t>“The person who offered it,” the students answered.</w:t>
       </w:r>
     </w:p>
     <w:p>
       <w:pPr>
-        <w:jc w:val="left"/>
+        <w:keepNext/>
       </w:pPr>
       <w:r>
-        <w:rPr>
-          <w:rFonts w:ascii="Arial" w:hAnsi="Arial" w:eastAsia="Arial"/>
-          <w:i w:val="0"/>
-          <w:color w:val="000000"/>
-          <w:sz w:val="22"/>
-        </w:rPr>
-        <w:t>— Envy, hatred, and insults should be viewed in the same way. If you do not accept them, such “gifts” remain with those who tried to address them to you.</w:t>
+        <w:t>“The same is true of envy, hatred, and insults. If you refuse to accept them, they remain with the person who brought them.”</w:t>
       </w:r>
     </w:p>
     <w:p>
       <w:pPr>
-        <w:pStyle w:val="Moral"/>
         <w:keepNext/>
         <w:keepLines/>
-        <w:widowControl/>
-        <w:spacing w:before="240" w:after="180" w:line="283" w:lineRule="auto"/>
-        <w:ind w:left="240" w:right="240"/>
-        <w:jc w:val="left"/>
-        <w:pBdr>
-          <w:top w:val="single" w:sz="8" w:space="7" w:color="E8D59A"/>
-          <w:left w:val="single" w:sz="32" w:space="11" w:color="C6A23A"/>
-          <w:bottom w:val="single" w:sz="8" w:space="7" w:color="E8D59A"/>
-          <w:right w:val="single" w:sz="8" w:space="11" w:color="E8D59A"/>
-        </w:pBdr>
-        <w:shd w:val="clear" w:color="auto" w:fill="FFF8E1"/>
+        <w:spacing w:before="160"/>
       </w:pPr>
       <w:r>
         <w:rPr>
-          <w:rFonts w:ascii="Arial" w:hAnsi="Arial" w:eastAsia="Arial" w:cs="Arial"/>
           <w:b/>
-          <w:i w:val="0"/>
-          <w:color w:val="9A7417"/>
-          <w:sz w:val="22"/>
         </w:rPr>
-        <w:t xml:space="preserve">Moral: </w:t>
+        <w:t>Moral:</w:t>
       </w:r>
       <w:r>
-        <w:rPr>
-          <w:rFonts w:ascii="Arial" w:hAnsi="Arial" w:eastAsia="Arial" w:cs="Arial"/>
-          <w:b w:val="0"/>
-          <w:i w:val="0"/>
-          <w:color w:val="3F3826"/>
-          <w:sz w:val="22"/>
-        </w:rPr>
-        <w:t>An insult that you do not accept returns to its owner — just like a gift that is returned. Do not return evil for evil, but with moderation.</w:t>
+        <w:t xml:space="preserve"> You need not take another person’s malice into your heart. Meet an insult with composure rather than more hostility.</w:t>
       </w:r>
     </w:p>
     <w:p>
       <w:pPr>
-        <w:keepLines/>
-        <w:widowControl/>
-        <w:spacing w:before="60" w:after="0" w:line="240" w:lineRule="auto"/>
-        <w:jc w:val="right"/>
+        <w:spacing w:after="80"/>
       </w:pPr>
       <w:r>
         <w:rPr>
-          <w:rFonts w:ascii="Arial" w:hAnsi="Arial" w:eastAsia="Arial" w:cs="Arial"/>
-          <w:b w:val="0"/>
           <w:i/>
-          <w:color w:val="8A7950"/>
-          <w:sz w:val="17"/>
+          <w:sz w:val="18"/>
         </w:rPr>
-        <w:t>The story was obtained from open Internet sources.</w:t>
+        <w:t>Source: Publicly available internet sources.</w:t>
       </w:r>
     </w:p>
     <w:sectPr>
       <w:pgSz w:w="12240" w:h="15840"/>
-      <w:pgMar w:top="1440" w:right="1440" w:bottom="1440" w:left="1440" w:header="708" w:footer="708" w:gutter="0"/>
+      <w:pgMar w:top="1080" w:right="1224" w:bottom="1080" w:left="1224" w:header="720" w:footer="720" w:gutter="0"/>
       <w:cols w:space="720"/>
       <w:docGrid w:linePitch="360"/>
     </w:sectPr>
@@ -573,12 +482,14 @@
     <w:qFormat/>
     <w:rsid w:val="00FC693F"/>
     <w:pPr>
-      <w:spacing w:before="0" w:after="160" w:line="276" w:lineRule="auto"/>
+      <w:widowControl/>
+      <w:spacing w:after="120" w:line="259" w:lineRule="auto"/>
     </w:pPr>
     <w:rPr>
-      <w:rFonts w:ascii="Arial" w:hAnsi="Arial" w:eastAsia="Arial"/>
+      <w:rFonts w:ascii="Arial" w:hAnsi="Arial"/>
       <w:color w:val="000000"/>
       <w:sz w:val="22"/>
+      <w:lang w:val="en-US"/>
     </w:rPr>
   </w:style>
   <w:style w:type="paragraph" w:styleId="Header">
@@ -922,18 +833,17 @@
     <w:qFormat/>
     <w:rsid w:val="00FC693F"/>
     <w:pPr>
-      <w:pBdr>
-        <w:bottom w:val="single" w:sz="8" w:space="4" w:color="4F81BD" w:themeColor="accent1"/>
-      </w:pBdr>
-      <w:spacing w:after="300" w:line="240" w:lineRule="auto"/>
+      <w:keepNext/>
+      <w:spacing w:after="280" w:line="240" w:lineRule="auto"/>
       <w:contextualSpacing/>
     </w:pPr>
     <w:rPr>
-      <w:rFonts w:asciiTheme="majorHAnsi" w:eastAsiaTheme="majorEastAsia" w:hAnsiTheme="majorHAnsi" w:cstheme="majorBidi"/>
-      <w:color w:val="17365D" w:themeColor="text2" w:themeShade="BF"/>
+      <w:rFonts w:asciiTheme="majorHAnsi" w:eastAsiaTheme="majorEastAsia" w:hAnsiTheme="majorHAnsi" w:cstheme="majorBidi" w:ascii="Arial" w:hAnsi="Arial"/>
+      <w:b/>
+      <w:color w:val="000000"/>
       <w:spacing w:val="5"/>
       <w:kern w:val="28"/>
-      <w:sz w:val="52"/>
+      <w:sz w:val="34"/>
       <w:szCs w:val="52"/>
     </w:rPr>
   </w:style>
@@ -1409,9 +1319,6 @@
     <w:qFormat/>
     <w:rsid w:val="00FC693F"/>
     <w:pPr>
-      <w:pBdr>
-        <w:bottom w:val="single" w:sz="4" w:space="4" w:color="4F81BD" w:themeColor="accent1"/>
-      </w:pBdr>
       <w:spacing w:before="200" w:after="280"/>
       <w:ind w:left="936" w:right="936"/>
     </w:pPr>
@@ -12262,18 +12169,6 @@
         <w:shd w:val="clear" w:color="auto" w:fill="FBCAA2" w:themeFill="accent6" w:themeFillTint="7F"/>
       </w:tcPr>
     </w:tblStylePr>
-  </w:style>
-  <w:style w:type="paragraph" w:customStyle="1" w:styleId="Moral">
-    <w:name w:val="Moral"/>
-    <w:basedOn w:val="Normal"/>
-    <w:pPr>
-      <w:spacing w:before="160" w:after="0" w:line="276" w:lineRule="auto"/>
-    </w:pPr>
-    <w:rPr>
-      <w:rFonts w:ascii="Arial" w:hAnsi="Arial" w:eastAsia="Arial"/>
-      <w:i/>
-      <w:sz w:val="22"/>
-    </w:rPr>
   </w:style>
 </w:styles>
 </file>

--- a/en/wisdom-stories/how-to-ward-off-insults.docx
+++ b/en/wisdom-stories/how-to-ward-off-insults.docx
@@ -7,7 +7,7 @@
         <w:pStyle w:val="Title"/>
       </w:pPr>
       <w:r>
-        <w:t>Refusing an Insult</w:t>
+        <w:t>How to Ward Off Insults</w:t>
       </w:r>
     </w:p>
     <w:p>
@@ -21,7 +21,7 @@
     <w:p>
       <w:pPr/>
       <w:r>
-        <w:t>A wise samurai taught his students both wisdom and martial arts. One day, a warrior known for cruelty and rudeness interrupted a lesson. He usually defeated opponents by insulting them until they grew angry and made mistakes. He tried the same tactic on the samurai, who ignored him and continued teaching.</w:t>
+        <w:t>An elderly, wise samurai taught his students both wisdom and martial arts. One day, a warrior known for cruelty and rudeness interrupted a lesson. He usually defeated opponents by insulting them until they grew angry and made mistakes. He tried the same tactic on the samurai, who ignored him and continued teaching.</w:t>
       </w:r>
     </w:p>
     <w:p>
@@ -90,11 +90,9 @@
         <w:rPr>
           <w:b/>
         </w:rPr>
-        <w:t>Moral:</w:t>
+        <w:t>Moral: An insult you do not accept returns to its owner, just like a gift sent back. Answer evil not with evil, but with composure.</w:t>
       </w:r>
-      <w:r>
-        <w:t xml:space="preserve"> You need not take another person’s malice into your heart. Meet an insult with composure rather than more hostility.</w:t>
-      </w:r>
+      <w:r/>
     </w:p>
     <w:p>
       <w:pPr>
@@ -105,7 +103,7 @@
           <w:i/>
           <w:sz w:val="18"/>
         </w:rPr>
-        <w:t>Source: Publicly available internet sources.</w:t>
+        <w:t>Stories are taken from open Internet sources; illustrations were created with AI.</w:t>
       </w:r>
     </w:p>
     <w:sectPr>
